--- a/spravki/spravka_rnntd_summary_2026-09-30.docx
+++ b/spravki/spravka_rnntd_summary_2026-09-30.docx
@@ -72,7 +72,7 @@
           </w:tcPr>
           <w:p>
             <w:r>
-              <w:t>64.9 млрд ₸</w:t>
+              <w:t>65.7 млрд ₸</w:t>
             </w:r>
           </w:p>
         </w:tc>
@@ -327,7 +327,7 @@
           </w:tcPr>
           <w:p>
             <w:r>
-              <w:t>148</w:t>
+              <w:t>161</w:t>
             </w:r>
           </w:p>
         </w:tc>
@@ -337,7 +337,7 @@
           </w:tcPr>
           <w:p>
             <w:r>
-              <w:t>66.2</w:t>
+              <w:t>44.1</w:t>
             </w:r>
           </w:p>
         </w:tc>
@@ -347,7 +347,7 @@
           </w:tcPr>
           <w:p>
             <w:r>
-              <w:t>21.6</w:t>
+              <w:t>21.9</w:t>
             </w:r>
           </w:p>
         </w:tc>
@@ -367,7 +367,7 @@
           </w:tcPr>
           <w:p>
             <w:r>
-              <w:t>5.1</w:t>
+              <w:t>5.3</w:t>
             </w:r>
           </w:p>
         </w:tc>
@@ -377,7 +377,79 @@
           </w:tcPr>
           <w:p>
             <w:r>
-              <w:t>859</w:t>
+              <w:t>938</w:t>
+            </w:r>
+          </w:p>
+        </w:tc>
+      </w:tr>
+      <w:tr>
+        <w:tc>
+          <w:tcPr>
+            <w:tcW w:type="dxa" w:w="1234"/>
+          </w:tcPr>
+          <w:p>
+            <w:r>
+              <w:t>Не указано</w:t>
+            </w:r>
+          </w:p>
+        </w:tc>
+        <w:tc>
+          <w:tcPr>
+            <w:tcW w:type="dxa" w:w="1234"/>
+          </w:tcPr>
+          <w:p>
+            <w:r>
+              <w:t>61</w:t>
+            </w:r>
+          </w:p>
+        </w:tc>
+        <w:tc>
+          <w:tcPr>
+            <w:tcW w:type="dxa" w:w="1234"/>
+          </w:tcPr>
+          <w:p>
+            <w:r>
+              <w:t>7.2</w:t>
+            </w:r>
+          </w:p>
+        </w:tc>
+        <w:tc>
+          <w:tcPr>
+            <w:tcW w:type="dxa" w:w="1234"/>
+          </w:tcPr>
+          <w:p>
+            <w:r>
+              <w:t>0.1</w:t>
+            </w:r>
+          </w:p>
+        </w:tc>
+        <w:tc>
+          <w:tcPr>
+            <w:tcW w:type="dxa" w:w="1234"/>
+          </w:tcPr>
+          <w:p>
+            <w:r>
+              <w:t>0.0</w:t>
+            </w:r>
+          </w:p>
+        </w:tc>
+        <w:tc>
+          <w:tcPr>
+            <w:tcW w:type="dxa" w:w="1234"/>
+          </w:tcPr>
+          <w:p>
+            <w:r>
+              <w:t>0.1</w:t>
+            </w:r>
+          </w:p>
+        </w:tc>
+        <w:tc>
+          <w:tcPr>
+            <w:tcW w:type="dxa" w:w="1234"/>
+          </w:tcPr>
+          <w:p>
+            <w:r>
+              <w:t>78</w:t>
             </w:r>
           </w:p>
         </w:tc>
@@ -471,7 +543,7 @@
           </w:tcPr>
           <w:p>
             <w:r>
-              <w:t>34</w:t>
+              <w:t>38</w:t>
             </w:r>
           </w:p>
         </w:tc>
@@ -481,7 +553,7 @@
           </w:tcPr>
           <w:p>
             <w:r>
-              <w:t>10.5</w:t>
+              <w:t>11.7</w:t>
             </w:r>
           </w:p>
         </w:tc>
@@ -491,7 +563,7 @@
           </w:tcPr>
           <w:p>
             <w:r>
-              <w:t>2.7</w:t>
+              <w:t>3.1</w:t>
             </w:r>
           </w:p>
         </w:tc>
@@ -511,7 +583,7 @@
           </w:tcPr>
           <w:p>
             <w:r>
-              <w:t>0.9</w:t>
+              <w:t>1.0</w:t>
             </w:r>
           </w:p>
         </w:tc>
@@ -521,79 +593,7 @@
           </w:tcPr>
           <w:p>
             <w:r>
-              <w:t>218</w:t>
-            </w:r>
-          </w:p>
-        </w:tc>
-      </w:tr>
-      <w:tr>
-        <w:tc>
-          <w:tcPr>
-            <w:tcW w:type="dxa" w:w="1234"/>
-          </w:tcPr>
-          <w:p>
-            <w:r>
-              <w:t>Не указано</w:t>
-            </w:r>
-          </w:p>
-        </w:tc>
-        <w:tc>
-          <w:tcPr>
-            <w:tcW w:type="dxa" w:w="1234"/>
-          </w:tcPr>
-          <w:p>
-            <w:r>
-              <w:t>31</w:t>
-            </w:r>
-          </w:p>
-        </w:tc>
-        <w:tc>
-          <w:tcPr>
-            <w:tcW w:type="dxa" w:w="1234"/>
-          </w:tcPr>
-          <w:p>
-            <w:r>
-              <w:t>8.1</w:t>
-            </w:r>
-          </w:p>
-        </w:tc>
-        <w:tc>
-          <w:tcPr>
-            <w:tcW w:type="dxa" w:w="1234"/>
-          </w:tcPr>
-          <w:p>
-            <w:r>
-              <w:t>0.9</w:t>
-            </w:r>
-          </w:p>
-        </w:tc>
-        <w:tc>
-          <w:tcPr>
-            <w:tcW w:type="dxa" w:w="1234"/>
-          </w:tcPr>
-          <w:p>
-            <w:r>
-              <w:t>0.0</w:t>
-            </w:r>
-          </w:p>
-        </w:tc>
-        <w:tc>
-          <w:tcPr>
-            <w:tcW w:type="dxa" w:w="1234"/>
-          </w:tcPr>
-          <w:p>
-            <w:r>
-              <w:t>0.3</w:t>
-            </w:r>
-          </w:p>
-        </w:tc>
-        <w:tc>
-          <w:tcPr>
-            <w:tcW w:type="dxa" w:w="1234"/>
-          </w:tcPr>
-          <w:p>
-            <w:r>
-              <w:t>91</w:t>
+              <w:t>231</w:t>
             </w:r>
           </w:p>
         </w:tc>
@@ -615,7 +615,7 @@
           </w:tcPr>
           <w:p>
             <w:r>
-              <w:t>30</w:t>
+              <w:t>33</w:t>
             </w:r>
           </w:p>
         </w:tc>
@@ -625,7 +625,7 @@
           </w:tcPr>
           <w:p>
             <w:r>
-              <w:t>8.0</w:t>
+              <w:t>8.6</w:t>
             </w:r>
           </w:p>
         </w:tc>
@@ -687,7 +687,7 @@
           </w:tcPr>
           <w:p>
             <w:r>
-              <w:t>28</w:t>
+              <w:t>31</w:t>
             </w:r>
           </w:p>
         </w:tc>
@@ -697,7 +697,7 @@
           </w:tcPr>
           <w:p>
             <w:r>
-              <w:t>7.9</w:t>
+              <w:t>8.8</w:t>
             </w:r>
           </w:p>
         </w:tc>
@@ -759,7 +759,7 @@
           </w:tcPr>
           <w:p>
             <w:r>
-              <w:t>22</w:t>
+              <w:t>24</w:t>
             </w:r>
           </w:p>
         </w:tc>
@@ -769,7 +769,7 @@
           </w:tcPr>
           <w:p>
             <w:r>
-              <w:t>5.6</w:t>
+              <w:t>6.2</w:t>
             </w:r>
           </w:p>
         </w:tc>
@@ -831,7 +831,7 @@
           </w:tcPr>
           <w:p>
             <w:r>
-              <w:t>15</w:t>
+              <w:t>17</w:t>
             </w:r>
           </w:p>
         </w:tc>
@@ -841,7 +841,7 @@
           </w:tcPr>
           <w:p>
             <w:r>
-              <w:t>4.1</w:t>
+              <w:t>4.6</w:t>
             </w:r>
           </w:p>
         </w:tc>
@@ -851,7 +851,7 @@
           </w:tcPr>
           <w:p>
             <w:r>
-              <w:t>1.2</w:t>
+              <w:t>1.3</w:t>
             </w:r>
           </w:p>
         </w:tc>
@@ -999,7 +999,7 @@
           </w:tcPr>
           <w:p>
             <w:r>
-              <w:t>116</w:t>
+              <w:t>133</w:t>
             </w:r>
           </w:p>
         </w:tc>
@@ -1009,7 +1009,7 @@
           </w:tcPr>
           <w:p>
             <w:r>
-              <w:t>29.5</w:t>
+              <w:t>33.5</w:t>
             </w:r>
           </w:p>
         </w:tc>
@@ -1019,7 +1019,7 @@
           </w:tcPr>
           <w:p>
             <w:r>
-              <w:t>18.9</w:t>
+              <w:t>19.4</w:t>
             </w:r>
           </w:p>
         </w:tc>
@@ -1039,7 +1039,7 @@
           </w:tcPr>
           <w:p>
             <w:r>
-              <w:t>4.0</w:t>
+              <w:t>4.2</w:t>
             </w:r>
           </w:p>
         </w:tc>
@@ -1049,7 +1049,7 @@
           </w:tcPr>
           <w:p>
             <w:r>
-              <w:t>705</w:t>
+              <w:t>754</w:t>
             </w:r>
           </w:p>
         </w:tc>
@@ -1071,7 +1071,7 @@
           </w:tcPr>
           <w:p>
             <w:r>
-              <w:t>59</w:t>
+              <w:t>65</w:t>
             </w:r>
           </w:p>
         </w:tc>
@@ -1081,7 +1081,7 @@
           </w:tcPr>
           <w:p>
             <w:r>
-              <w:t>17.2</w:t>
+              <w:t>18.9</w:t>
             </w:r>
           </w:p>
         </w:tc>
@@ -1091,7 +1091,7 @@
           </w:tcPr>
           <w:p>
             <w:r>
-              <w:t>7.8</w:t>
+              <w:t>8.2</w:t>
             </w:r>
           </w:p>
         </w:tc>
@@ -1111,7 +1111,7 @@
           </w:tcPr>
           <w:p>
             <w:r>
-              <w:t>1.7</w:t>
+              <w:t>1.8</w:t>
             </w:r>
           </w:p>
         </w:tc>
@@ -1121,7 +1121,79 @@
           </w:tcPr>
           <w:p>
             <w:r>
-              <w:t>394</w:t>
+              <w:t>416</w:t>
+            </w:r>
+          </w:p>
+        </w:tc>
+      </w:tr>
+      <w:tr>
+        <w:tc>
+          <w:tcPr>
+            <w:tcW w:type="dxa" w:w="1234"/>
+          </w:tcPr>
+          <w:p>
+            <w:r>
+              <w:t>Не указано</w:t>
+            </w:r>
+          </w:p>
+        </w:tc>
+        <w:tc>
+          <w:tcPr>
+            <w:tcW w:type="dxa" w:w="1234"/>
+          </w:tcPr>
+          <w:p>
+            <w:r>
+              <w:t>57</w:t>
+            </w:r>
+          </w:p>
+        </w:tc>
+        <w:tc>
+          <w:tcPr>
+            <w:tcW w:type="dxa" w:w="1234"/>
+          </w:tcPr>
+          <w:p>
+            <w:r>
+              <w:t>7.2</w:t>
+            </w:r>
+          </w:p>
+        </w:tc>
+        <w:tc>
+          <w:tcPr>
+            <w:tcW w:type="dxa" w:w="1234"/>
+          </w:tcPr>
+          <w:p>
+            <w:r>
+              <w:t>0.1</w:t>
+            </w:r>
+          </w:p>
+        </w:tc>
+        <w:tc>
+          <w:tcPr>
+            <w:tcW w:type="dxa" w:w="1234"/>
+          </w:tcPr>
+          <w:p>
+            <w:r>
+              <w:t>0.0</w:t>
+            </w:r>
+          </w:p>
+        </w:tc>
+        <w:tc>
+          <w:tcPr>
+            <w:tcW w:type="dxa" w:w="1234"/>
+          </w:tcPr>
+          <w:p>
+            <w:r>
+              <w:t>0.1</w:t>
+            </w:r>
+          </w:p>
+        </w:tc>
+        <w:tc>
+          <w:tcPr>
+            <w:tcW w:type="dxa" w:w="1234"/>
+          </w:tcPr>
+          <w:p>
+            <w:r>
+              <w:t>78</w:t>
             </w:r>
           </w:p>
         </w:tc>
@@ -1143,7 +1215,7 @@
           </w:tcPr>
           <w:p>
             <w:r>
-              <w:t>44</w:t>
+              <w:t>48</w:t>
             </w:r>
           </w:p>
         </w:tc>
@@ -1153,7 +1225,7 @@
           </w:tcPr>
           <w:p>
             <w:r>
-              <w:t>38.0</w:t>
+              <w:t>13.3</w:t>
             </w:r>
           </w:p>
         </w:tc>
@@ -1163,7 +1235,7 @@
           </w:tcPr>
           <w:p>
             <w:r>
-              <w:t>6.6</w:t>
+              <w:t>6.8</w:t>
             </w:r>
           </w:p>
         </w:tc>
@@ -1193,79 +1265,7 @@
           </w:tcPr>
           <w:p>
             <w:r>
-              <w:t>229</w:t>
-            </w:r>
-          </w:p>
-        </w:tc>
-      </w:tr>
-      <w:tr>
-        <w:tc>
-          <w:tcPr>
-            <w:tcW w:type="dxa" w:w="1234"/>
-          </w:tcPr>
-          <w:p>
-            <w:r>
-              <w:t>Не указано</w:t>
-            </w:r>
-          </w:p>
-        </w:tc>
-        <w:tc>
-          <w:tcPr>
-            <w:tcW w:type="dxa" w:w="1234"/>
-          </w:tcPr>
-          <w:p>
-            <w:r>
-              <w:t>31</w:t>
-            </w:r>
-          </w:p>
-        </w:tc>
-        <w:tc>
-          <w:tcPr>
-            <w:tcW w:type="dxa" w:w="1234"/>
-          </w:tcPr>
-          <w:p>
-            <w:r>
-              <w:t>8.1</w:t>
-            </w:r>
-          </w:p>
-        </w:tc>
-        <w:tc>
-          <w:tcPr>
-            <w:tcW w:type="dxa" w:w="1234"/>
-          </w:tcPr>
-          <w:p>
-            <w:r>
-              <w:t>0.9</w:t>
-            </w:r>
-          </w:p>
-        </w:tc>
-        <w:tc>
-          <w:tcPr>
-            <w:tcW w:type="dxa" w:w="1234"/>
-          </w:tcPr>
-          <w:p>
-            <w:r>
-              <w:t>0.0</w:t>
-            </w:r>
-          </w:p>
-        </w:tc>
-        <w:tc>
-          <w:tcPr>
-            <w:tcW w:type="dxa" w:w="1234"/>
-          </w:tcPr>
-          <w:p>
-            <w:r>
-              <w:t>0.3</w:t>
-            </w:r>
-          </w:p>
-        </w:tc>
-        <w:tc>
-          <w:tcPr>
-            <w:tcW w:type="dxa" w:w="1234"/>
-          </w:tcPr>
-          <w:p>
-            <w:r>
-              <w:t>91</w:t>
+              <w:t>235</w:t>
             </w:r>
           </w:p>
         </w:tc>
@@ -1287,7 +1287,7 @@
           </w:tcPr>
           <w:p>
             <w:r>
-              <w:t>26</w:t>
+              <w:t>28</w:t>
             </w:r>
           </w:p>
         </w:tc>
@@ -1297,7 +1297,7 @@
           </w:tcPr>
           <w:p>
             <w:r>
-              <w:t>8.2</w:t>
+              <w:t>8.8</w:t>
             </w:r>
           </w:p>
         </w:tc>
@@ -1307,7 +1307,7 @@
           </w:tcPr>
           <w:p>
             <w:r>
-              <w:t>11.7</w:t>
+              <w:t>11.9</w:t>
             </w:r>
           </w:p>
         </w:tc>
@@ -1337,7 +1337,79 @@
           </w:tcPr>
           <w:p>
             <w:r>
-              <w:t>158</w:t>
+              <w:t>162</w:t>
+            </w:r>
+          </w:p>
+        </w:tc>
+      </w:tr>
+      <w:tr>
+        <w:tc>
+          <w:tcPr>
+            <w:tcW w:type="dxa" w:w="1234"/>
+          </w:tcPr>
+          <w:p>
+            <w:r>
+              <w:t>Туркестанская область</w:t>
+            </w:r>
+          </w:p>
+        </w:tc>
+        <w:tc>
+          <w:tcPr>
+            <w:tcW w:type="dxa" w:w="1234"/>
+          </w:tcPr>
+          <w:p>
+            <w:r>
+              <w:t>26</w:t>
+            </w:r>
+          </w:p>
+        </w:tc>
+        <w:tc>
+          <w:tcPr>
+            <w:tcW w:type="dxa" w:w="1234"/>
+          </w:tcPr>
+          <w:p>
+            <w:r>
+              <w:t>6.7</w:t>
+            </w:r>
+          </w:p>
+        </w:tc>
+        <w:tc>
+          <w:tcPr>
+            <w:tcW w:type="dxa" w:w="1234"/>
+          </w:tcPr>
+          <w:p>
+            <w:r>
+              <w:t>4.0</w:t>
+            </w:r>
+          </w:p>
+        </w:tc>
+        <w:tc>
+          <w:tcPr>
+            <w:tcW w:type="dxa" w:w="1234"/>
+          </w:tcPr>
+          <w:p>
+            <w:r>
+              <w:t>0.0</w:t>
+            </w:r>
+          </w:p>
+        </w:tc>
+        <w:tc>
+          <w:tcPr>
+            <w:tcW w:type="dxa" w:w="1234"/>
+          </w:tcPr>
+          <w:p>
+            <w:r>
+              <w:t>1.0</w:t>
+            </w:r>
+          </w:p>
+        </w:tc>
+        <w:tc>
+          <w:tcPr>
+            <w:tcW w:type="dxa" w:w="1234"/>
+          </w:tcPr>
+          <w:p>
+            <w:r>
+              <w:t>151</w:t>
             </w:r>
           </w:p>
         </w:tc>
@@ -1359,7 +1431,7 @@
           </w:tcPr>
           <w:p>
             <w:r>
-              <w:t>24</w:t>
+              <w:t>25</w:t>
             </w:r>
           </w:p>
         </w:tc>
@@ -1369,7 +1441,7 @@
           </w:tcPr>
           <w:p>
             <w:r>
-              <w:t>6.5</w:t>
+              <w:t>6.8</w:t>
             </w:r>
           </w:p>
         </w:tc>
@@ -1421,7 +1493,7 @@
           </w:tcPr>
           <w:p>
             <w:r>
-              <w:t>Туркестанская область</w:t>
+              <w:t>СКО</w:t>
             </w:r>
           </w:p>
         </w:tc>
@@ -1431,17 +1503,7 @@
           </w:tcPr>
           <w:p>
             <w:r>
-              <w:t>23</w:t>
-            </w:r>
-          </w:p>
-        </w:tc>
-        <w:tc>
-          <w:tcPr>
-            <w:tcW w:type="dxa" w:w="1234"/>
-          </w:tcPr>
-          <w:p>
-            <w:r>
-              <w:t>6.4</w:t>
+              <w:t>14</w:t>
             </w:r>
           </w:p>
         </w:tc>
@@ -1452,68 +1514,6 @@
           <w:p>
             <w:r>
               <w:t>3.9</w:t>
-            </w:r>
-          </w:p>
-        </w:tc>
-        <w:tc>
-          <w:tcPr>
-            <w:tcW w:type="dxa" w:w="1234"/>
-          </w:tcPr>
-          <w:p>
-            <w:r>
-              <w:t>0.0</w:t>
-            </w:r>
-          </w:p>
-        </w:tc>
-        <w:tc>
-          <w:tcPr>
-            <w:tcW w:type="dxa" w:w="1234"/>
-          </w:tcPr>
-          <w:p>
-            <w:r>
-              <w:t>0.9</w:t>
-            </w:r>
-          </w:p>
-        </w:tc>
-        <w:tc>
-          <w:tcPr>
-            <w:tcW w:type="dxa" w:w="1234"/>
-          </w:tcPr>
-          <w:p>
-            <w:r>
-              <w:t>144</w:t>
-            </w:r>
-          </w:p>
-        </w:tc>
-      </w:tr>
-      <w:tr>
-        <w:tc>
-          <w:tcPr>
-            <w:tcW w:type="dxa" w:w="1234"/>
-          </w:tcPr>
-          <w:p>
-            <w:r>
-              <w:t>СКО</w:t>
-            </w:r>
-          </w:p>
-        </w:tc>
-        <w:tc>
-          <w:tcPr>
-            <w:tcW w:type="dxa" w:w="1234"/>
-          </w:tcPr>
-          <w:p>
-            <w:r>
-              <w:t>13</w:t>
-            </w:r>
-          </w:p>
-        </w:tc>
-        <w:tc>
-          <w:tcPr>
-            <w:tcW w:type="dxa" w:w="1234"/>
-          </w:tcPr>
-          <w:p>
-            <w:r>
-              <w:t>3.6</w:t>
             </w:r>
           </w:p>
         </w:tc>
@@ -1561,7 +1561,7 @@
     </w:tbl>
     <w:p>
       <w:r>
-        <w:t>Источник: «Показатели проектов на 30.09.2026», проектов в выборке — 407. Сформировано 16.10.2026.</w:t>
+        <w:t>Источник: «Показатели проектов на 30.09.2026», проектов в выборке — 475. Сформировано 16.10.2026.</w:t>
       </w:r>
     </w:p>
     <w:sectPr>
